--- a/examples/demo/people/jordan-rivera/resumes/active/operations-analyst/Jordan_Rivera_Resume.docx
+++ b/examples/demo/people/jordan-rivera/resumes/active/operations-analyst/Jordan_Rivera_Resume.docx
@@ -59,7 +59,7 @@
         </w:rPr>
         <w:t xml:space="preserve">  |  </w:t>
       </w:r>
-      <w:hyperlink w:history="1" r:id="rIdfkdume86kdiizg-sdvrad">
+      <w:hyperlink w:history="1" r:id="rIdm1ggwpg9j9oh0zvnwad6r">
         <w:r>
           <w:rPr>
             <w:rFonts w:ascii="Arial" w:cs="Arial" w:eastAsia="Arial" w:hAnsi="Arial"/>
@@ -79,7 +79,7 @@
         </w:rPr>
         <w:t xml:space="preserve">  |  </w:t>
       </w:r>
-      <w:hyperlink w:history="1" r:id="rIdjaqm3go6n1bhkcvt5qla6">
+      <w:hyperlink w:history="1" r:id="rIdfidkt7ptbxv3pci07itza">
         <w:r>
           <w:rPr>
             <w:rFonts w:ascii="Arial" w:cs="Arial" w:eastAsia="Arial" w:hAnsi="Arial"/>
@@ -99,7 +99,7 @@
         </w:rPr>
         <w:t xml:space="preserve">  |  </w:t>
       </w:r>
-      <w:hyperlink w:history="1" r:id="rIdsdtg5okn7pyfi4uxeaaqh">
+      <w:hyperlink w:history="1" r:id="rIdyz5twolqdx3vfkhkfemyi">
         <w:r>
           <w:rPr>
             <w:rFonts w:ascii="Arial" w:cs="Arial" w:eastAsia="Arial" w:hAnsi="Arial"/>
@@ -118,6 +118,7 @@
           <w:bottom w:val="single" w:color="1870B0" w:sz="8" w:space="1"/>
         </w:pBdr>
         <w:spacing w:after="50" w:before="130"/>
+        <w:outlineLvl w:val="0"/>
       </w:pPr>
       <w:r>
         <w:rPr>
@@ -152,6 +153,7 @@
           <w:bottom w:val="single" w:color="1870B0" w:sz="8" w:space="1"/>
         </w:pBdr>
         <w:spacing w:after="50" w:before="130"/>
+        <w:outlineLvl w:val="0"/>
       </w:pPr>
       <w:r>
         <w:rPr>
@@ -544,6 +546,7 @@
           <w:bottom w:val="single" w:color="1870B0" w:sz="8" w:space="1"/>
         </w:pBdr>
         <w:spacing w:after="50" w:before="130"/>
+        <w:outlineLvl w:val="0"/>
       </w:pPr>
       <w:r>
         <w:rPr>
@@ -639,6 +642,7 @@
           <w:bottom w:val="single" w:color="1870B0" w:sz="8" w:space="1"/>
         </w:pBdr>
         <w:spacing w:after="50" w:before="130"/>
+        <w:outlineLvl w:val="0"/>
       </w:pPr>
       <w:r>
         <w:rPr>
